--- a/PM 03/pm03-contact-form/evidence/console-debugging.docx
+++ b/PM 03/pm03-contact-form/evidence/console-debugging.docx
@@ -27,7 +27,21 @@
         <w:rPr>
           <w:lang w:val="en-US"/>
         </w:rPr>
-        <w:t>Using console.log() Effectively</w:t>
+        <w:t xml:space="preserve">Using </w:t>
+      </w:r>
+      <w:proofErr w:type="gramStart"/>
+      <w:r>
+        <w:rPr>
+          <w:lang w:val="en-US"/>
+        </w:rPr>
+        <w:t>console.log(</w:t>
+      </w:r>
+      <w:proofErr w:type="gramEnd"/>
+      <w:r>
+        <w:rPr>
+          <w:lang w:val="en-US"/>
+        </w:rPr>
+        <w:t>) Effectively</w:t>
       </w:r>
     </w:p>
     <w:p>
@@ -84,11 +98,35 @@
           <w:lang w:val="en-US"/>
         </w:rPr>
       </w:pPr>
+      <w:proofErr w:type="spellStart"/>
       <w:r>
         <w:rPr>
           <w:lang w:val="en-US"/>
         </w:rPr>
-        <w:t>Console.warn() and console.error()</w:t>
+        <w:t>Console.warn</w:t>
+      </w:r>
+      <w:proofErr w:type="spellEnd"/>
+      <w:r>
+        <w:rPr>
+          <w:lang w:val="en-US"/>
+        </w:rPr>
+        <w:t xml:space="preserve">() and </w:t>
+      </w:r>
+      <w:proofErr w:type="spellStart"/>
+      <w:proofErr w:type="gramStart"/>
+      <w:r>
+        <w:rPr>
+          <w:lang w:val="en-US"/>
+        </w:rPr>
+        <w:t>console.error</w:t>
+      </w:r>
+      <w:proofErr w:type="spellEnd"/>
+      <w:proofErr w:type="gramEnd"/>
+      <w:r>
+        <w:rPr>
+          <w:lang w:val="en-US"/>
+        </w:rPr>
+        <w:t>()</w:t>
       </w:r>
     </w:p>
     <w:p>
@@ -185,6 +223,352 @@
         </w:drawing>
       </w:r>
     </w:p>
+    <w:p>
+      <w:pPr>
+        <w:pStyle w:val="Heading2"/>
+      </w:pPr>
+      <w:r>
+        <w:t>Practical Skill 4: DOM Manipulation</w:t>
+      </w:r>
+    </w:p>
+    <w:p>
+      <w:pPr>
+        <w:pStyle w:val="Heading3"/>
+      </w:pPr>
+      <w:r>
+        <w:t>Reading input values</w:t>
+      </w:r>
+    </w:p>
+    <w:p>
+      <w:pPr>
+        <w:pStyle w:val="Heading4"/>
+      </w:pPr>
+      <w:r>
+        <w:t xml:space="preserve">Needed to update the HTML to include </w:t>
+      </w:r>
+      <w:proofErr w:type="gramStart"/>
+      <w:r>
+        <w:t xml:space="preserve">entries </w:t>
+      </w:r>
+      <w:r>
+        <w:t xml:space="preserve"> in</w:t>
+      </w:r>
+      <w:proofErr w:type="gramEnd"/>
+      <w:r>
+        <w:t xml:space="preserve"> order for the JavaScript to be able to read them</w:t>
+      </w:r>
+      <w:r>
+        <w:t xml:space="preserve"> to the respected values</w:t>
+      </w:r>
+      <w:r>
+        <w:t>.</w:t>
+      </w:r>
+    </w:p>
+    <w:p>
+      <w:r>
+        <w:rPr>
+          <w:noProof/>
+        </w:rPr>
+        <w:drawing>
+          <wp:inline distT="0" distB="0" distL="0" distR="0" wp14:anchorId="1F100AF8" wp14:editId="6D08494C">
+            <wp:extent cx="5731510" cy="4443095"/>
+            <wp:effectExtent l="0" t="0" r="2540" b="0"/>
+            <wp:docPr id="676343385" name="Picture 1" descr="The image shows a web page layout with a contact form, including input fields for name and department, a submit button, and a placeholder for output messages.&#10;&#10;AI-generated content may be incorrect."/>
+            <wp:cNvGraphicFramePr>
+              <a:graphicFrameLocks xmlns:a="http://schemas.openxmlformats.org/drawingml/2006/main" noChangeAspect="1"/>
+            </wp:cNvGraphicFramePr>
+            <a:graphic xmlns:a="http://schemas.openxmlformats.org/drawingml/2006/main">
+              <a:graphicData uri="http://schemas.openxmlformats.org/drawingml/2006/picture">
+                <pic:pic xmlns:pic="http://schemas.openxmlformats.org/drawingml/2006/picture">
+                  <pic:nvPicPr>
+                    <pic:cNvPr id="676343385" name="Picture 1" descr="The image shows a web page layout with a contact form, including input fields for name and department, a submit button, and a placeholder for output messages.&#10;&#10;AI-generated content may be incorrect."/>
+                    <pic:cNvPicPr/>
+                  </pic:nvPicPr>
+                  <pic:blipFill>
+                    <a:blip r:embed="rId7"/>
+                    <a:stretch>
+                      <a:fillRect/>
+                    </a:stretch>
+                  </pic:blipFill>
+                  <pic:spPr>
+                    <a:xfrm>
+                      <a:off x="0" y="0"/>
+                      <a:ext cx="5731510" cy="4443095"/>
+                    </a:xfrm>
+                    <a:prstGeom prst="rect">
+                      <a:avLst/>
+                    </a:prstGeom>
+                  </pic:spPr>
+                </pic:pic>
+              </a:graphicData>
+            </a:graphic>
+          </wp:inline>
+        </w:drawing>
+      </w:r>
+    </w:p>
+    <w:p>
+      <w:pPr>
+        <w:pStyle w:val="Heading3"/>
+      </w:pPr>
+      <w:r>
+        <w:t>Adding Elements Dynamically</w:t>
+      </w:r>
+    </w:p>
+    <w:p>
+      <w:pPr>
+        <w:pStyle w:val="Heading4"/>
+      </w:pPr>
+      <w:r>
+        <w:t>Needed to add a</w:t>
+      </w:r>
+      <w:r>
+        <w:t>n</w:t>
+      </w:r>
+      <w:r>
+        <w:t xml:space="preserve"> </w:t>
+      </w:r>
+      <w:r>
+        <w:t xml:space="preserve">unordered list to the HTML so it can read the new </w:t>
+      </w:r>
+      <w:r>
+        <w:t>list item</w:t>
+      </w:r>
+    </w:p>
+    <w:p>
+      <w:r>
+        <w:rPr>
+          <w:noProof/>
+        </w:rPr>
+        <w:drawing>
+          <wp:inline distT="0" distB="0" distL="0" distR="0" wp14:anchorId="0C97957C" wp14:editId="0E9D0880">
+            <wp:extent cx="4495800" cy="1095375"/>
+            <wp:effectExtent l="0" t="0" r="0" b="9525"/>
+            <wp:docPr id="312153306" name="Picture 1" descr="Submission History&#10;&#10;AI-generated content may be incorrect."/>
+            <wp:cNvGraphicFramePr>
+              <a:graphicFrameLocks xmlns:a="http://schemas.openxmlformats.org/drawingml/2006/main" noChangeAspect="1"/>
+            </wp:cNvGraphicFramePr>
+            <a:graphic xmlns:a="http://schemas.openxmlformats.org/drawingml/2006/main">
+              <a:graphicData uri="http://schemas.openxmlformats.org/drawingml/2006/picture">
+                <pic:pic xmlns:pic="http://schemas.openxmlformats.org/drawingml/2006/picture">
+                  <pic:nvPicPr>
+                    <pic:cNvPr id="312153306" name="Picture 1" descr="Submission History&#10;&#10;AI-generated content may be incorrect."/>
+                    <pic:cNvPicPr/>
+                  </pic:nvPicPr>
+                  <pic:blipFill>
+                    <a:blip r:embed="rId8"/>
+                    <a:stretch>
+                      <a:fillRect/>
+                    </a:stretch>
+                  </pic:blipFill>
+                  <pic:spPr>
+                    <a:xfrm>
+                      <a:off x="0" y="0"/>
+                      <a:ext cx="4495800" cy="1095375"/>
+                    </a:xfrm>
+                    <a:prstGeom prst="rect">
+                      <a:avLst/>
+                    </a:prstGeom>
+                  </pic:spPr>
+                </pic:pic>
+              </a:graphicData>
+            </a:graphic>
+          </wp:inline>
+        </w:drawing>
+      </w:r>
+    </w:p>
+    <w:p>
+      <w:pPr>
+        <w:pStyle w:val="Heading3"/>
+      </w:pPr>
+      <w:r>
+        <w:lastRenderedPageBreak/>
+        <w:t>Removing Elements Dynamically</w:t>
+      </w:r>
+    </w:p>
+    <w:p>
+      <w:pPr>
+        <w:pStyle w:val="Heading4"/>
+      </w:pPr>
+      <w:r>
+        <w:t xml:space="preserve">Needed to add a second </w:t>
+      </w:r>
+      <w:r>
+        <w:t>button that links to the function to clear the status.</w:t>
+      </w:r>
+      <w:r>
+        <w:t xml:space="preserve"> Also need to amend the original </w:t>
+      </w:r>
+      <w:r>
+        <w:t xml:space="preserve">script to the following </w:t>
+      </w:r>
+      <w:proofErr w:type="gramStart"/>
+      <w:r>
+        <w:t>in order for</w:t>
+      </w:r>
+      <w:proofErr w:type="gramEnd"/>
+      <w:r>
+        <w:t xml:space="preserve"> the button to work.</w:t>
+      </w:r>
+    </w:p>
+    <w:p>
+      <w:r>
+        <w:rPr>
+          <w:noProof/>
+        </w:rPr>
+        <w:drawing>
+          <wp:inline distT="0" distB="0" distL="0" distR="0" wp14:anchorId="3CF19446" wp14:editId="478502E5">
+            <wp:extent cx="5731510" cy="1273810"/>
+            <wp:effectExtent l="0" t="0" r="2540" b="2540"/>
+            <wp:docPr id="2118815703" name="Picture 1" descr="Clear Status&#10;&#10;AI-generated content may be incorrect."/>
+            <wp:cNvGraphicFramePr>
+              <a:graphicFrameLocks xmlns:a="http://schemas.openxmlformats.org/drawingml/2006/main" noChangeAspect="1"/>
+            </wp:cNvGraphicFramePr>
+            <a:graphic xmlns:a="http://schemas.openxmlformats.org/drawingml/2006/main">
+              <a:graphicData uri="http://schemas.openxmlformats.org/drawingml/2006/picture">
+                <pic:pic xmlns:pic="http://schemas.openxmlformats.org/drawingml/2006/picture">
+                  <pic:nvPicPr>
+                    <pic:cNvPr id="2118815703" name="Picture 1" descr="Clear Status&#10;&#10;AI-generated content may be incorrect."/>
+                    <pic:cNvPicPr/>
+                  </pic:nvPicPr>
+                  <pic:blipFill>
+                    <a:blip r:embed="rId9"/>
+                    <a:stretch>
+                      <a:fillRect/>
+                    </a:stretch>
+                  </pic:blipFill>
+                  <pic:spPr>
+                    <a:xfrm>
+                      <a:off x="0" y="0"/>
+                      <a:ext cx="5731510" cy="1273810"/>
+                    </a:xfrm>
+                    <a:prstGeom prst="rect">
+                      <a:avLst/>
+                    </a:prstGeom>
+                  </pic:spPr>
+                </pic:pic>
+              </a:graphicData>
+            </a:graphic>
+          </wp:inline>
+        </w:drawing>
+      </w:r>
+    </w:p>
+    <w:p>
+      <w:r>
+        <w:rPr>
+          <w:noProof/>
+        </w:rPr>
+        <w:drawing>
+          <wp:inline distT="0" distB="0" distL="0" distR="0" wp14:anchorId="0E496F0C" wp14:editId="7362AB73">
+            <wp:extent cx="5731510" cy="1842135"/>
+            <wp:effectExtent l="0" t="0" r="2540" b="5715"/>
+            <wp:docPr id="1305417939" name="Picture 1" descr="list&#10;&#10;AI-generated content may be incorrect."/>
+            <wp:cNvGraphicFramePr>
+              <a:graphicFrameLocks xmlns:a="http://schemas.openxmlformats.org/drawingml/2006/main" noChangeAspect="1"/>
+            </wp:cNvGraphicFramePr>
+            <a:graphic xmlns:a="http://schemas.openxmlformats.org/drawingml/2006/main">
+              <a:graphicData uri="http://schemas.openxmlformats.org/drawingml/2006/picture">
+                <pic:pic xmlns:pic="http://schemas.openxmlformats.org/drawingml/2006/picture">
+                  <pic:nvPicPr>
+                    <pic:cNvPr id="1305417939" name="Picture 1" descr="list&#10;&#10;AI-generated content may be incorrect."/>
+                    <pic:cNvPicPr/>
+                  </pic:nvPicPr>
+                  <pic:blipFill>
+                    <a:blip r:embed="rId10"/>
+                    <a:stretch>
+                      <a:fillRect/>
+                    </a:stretch>
+                  </pic:blipFill>
+                  <pic:spPr>
+                    <a:xfrm>
+                      <a:off x="0" y="0"/>
+                      <a:ext cx="5731510" cy="1842135"/>
+                    </a:xfrm>
+                    <a:prstGeom prst="rect">
+                      <a:avLst/>
+                    </a:prstGeom>
+                  </pic:spPr>
+                </pic:pic>
+              </a:graphicData>
+            </a:graphic>
+          </wp:inline>
+        </w:drawing>
+      </w:r>
+    </w:p>
+    <w:p>
+      <w:pPr>
+        <w:pStyle w:val="Heading2"/>
+      </w:pPr>
+      <w:r>
+        <w:t>Practical Skill 5: Events</w:t>
+      </w:r>
+    </w:p>
+    <w:p>
+      <w:pPr>
+        <w:pStyle w:val="Heading3"/>
+      </w:pPr>
+      <w:r>
+        <w:t>Input Event Example: Character Counter</w:t>
+      </w:r>
+    </w:p>
+    <w:p>
+      <w:pPr>
+        <w:pStyle w:val="Heading4"/>
+      </w:pPr>
+      <w:r>
+        <w:t xml:space="preserve">Needed to add the following to the HTML page </w:t>
+      </w:r>
+      <w:proofErr w:type="gramStart"/>
+      <w:r>
+        <w:t>in order for</w:t>
+      </w:r>
+      <w:proofErr w:type="gramEnd"/>
+      <w:r>
+        <w:t xml:space="preserve"> the function to work.</w:t>
+      </w:r>
+    </w:p>
+    <w:p>
+      <w:r>
+        <w:rPr>
+          <w:noProof/>
+        </w:rPr>
+        <w:drawing>
+          <wp:inline distT="0" distB="0" distL="0" distR="0" wp14:anchorId="38A24874" wp14:editId="5B3789E9">
+            <wp:extent cx="5731510" cy="736600"/>
+            <wp:effectExtent l="0" t="0" r="2540" b="6350"/>
+            <wp:docPr id="1608122359" name="Picture 1" descr="message&#10;&#10;AI-generated content may be incorrect."/>
+            <wp:cNvGraphicFramePr>
+              <a:graphicFrameLocks xmlns:a="http://schemas.openxmlformats.org/drawingml/2006/main" noChangeAspect="1"/>
+            </wp:cNvGraphicFramePr>
+            <a:graphic xmlns:a="http://schemas.openxmlformats.org/drawingml/2006/main">
+              <a:graphicData uri="http://schemas.openxmlformats.org/drawingml/2006/picture">
+                <pic:pic xmlns:pic="http://schemas.openxmlformats.org/drawingml/2006/picture">
+                  <pic:nvPicPr>
+                    <pic:cNvPr id="1608122359" name="Picture 1" descr="message&#10;&#10;AI-generated content may be incorrect."/>
+                    <pic:cNvPicPr/>
+                  </pic:nvPicPr>
+                  <pic:blipFill>
+                    <a:blip r:embed="rId11"/>
+                    <a:stretch>
+                      <a:fillRect/>
+                    </a:stretch>
+                  </pic:blipFill>
+                  <pic:spPr>
+                    <a:xfrm>
+                      <a:off x="0" y="0"/>
+                      <a:ext cx="5731510" cy="736600"/>
+                    </a:xfrm>
+                    <a:prstGeom prst="rect">
+                      <a:avLst/>
+                    </a:prstGeom>
+                  </pic:spPr>
+                </pic:pic>
+              </a:graphicData>
+            </a:graphic>
+          </wp:inline>
+        </w:drawing>
+      </w:r>
+    </w:p>
+    <w:p/>
     <w:sectPr>
       <w:pgSz w:w="11906" w:h="16838"/>
       <w:pgMar w:top="1440" w:right="1440" w:bottom="1440" w:left="1440" w:header="708" w:footer="708" w:gutter="0"/>
@@ -667,7 +1051,6 @@
     <w:next w:val="Normal"/>
     <w:link w:val="Heading4Char"/>
     <w:uiPriority w:val="9"/>
-    <w:semiHidden/>
     <w:unhideWhenUsed/>
     <w:qFormat/>
     <w:rsid w:val="00813EAD"/>
@@ -864,7 +1247,6 @@
     <w:basedOn w:val="DefaultParagraphFont"/>
     <w:link w:val="Heading4"/>
     <w:uiPriority w:val="9"/>
-    <w:semiHidden/>
     <w:rsid w:val="00813EAD"/>
     <w:rPr>
       <w:rFonts w:eastAsiaTheme="majorEastAsia" w:cstheme="majorBidi"/>

--- a/PM 03/pm03-contact-form/evidence/console-debugging.docx
+++ b/PM 03/pm03-contact-form/evidence/console-debugging.docx
@@ -228,6 +228,7 @@
         <w:pStyle w:val="Heading2"/>
       </w:pPr>
       <w:r>
+        <w:lastRenderedPageBreak/>
         <w:t>Practical Skill 4: DOM Manipulation</w:t>
       </w:r>
     </w:p>
@@ -556,6 +557,215 @@
                     <a:xfrm>
                       <a:off x="0" y="0"/>
                       <a:ext cx="5731510" cy="736600"/>
+                    </a:xfrm>
+                    <a:prstGeom prst="rect">
+                      <a:avLst/>
+                    </a:prstGeom>
+                  </pic:spPr>
+                </pic:pic>
+              </a:graphicData>
+            </a:graphic>
+          </wp:inline>
+        </w:drawing>
+      </w:r>
+    </w:p>
+    <w:p>
+      <w:pPr>
+        <w:pStyle w:val="Heading2"/>
+      </w:pPr>
+      <w:r>
+        <w:lastRenderedPageBreak/>
+        <w:t>Practical Skill 6: Form Validation</w:t>
+      </w:r>
+    </w:p>
+    <w:p>
+      <w:pPr>
+        <w:pStyle w:val="Heading3"/>
+      </w:pPr>
+      <w:r>
+        <w:t>Show message function:</w:t>
+      </w:r>
+    </w:p>
+    <w:p>
+      <w:pPr>
+        <w:pStyle w:val="Heading4"/>
+      </w:pPr>
+      <w:proofErr w:type="gramStart"/>
+      <w:r>
+        <w:t>In order for</w:t>
+      </w:r>
+      <w:proofErr w:type="gramEnd"/>
+      <w:r>
+        <w:t xml:space="preserve"> the results in the activity to show, HTML and JS needed to be amended.</w:t>
+      </w:r>
+    </w:p>
+    <w:p>
+      <w:r>
+        <w:rPr>
+          <w:noProof/>
+        </w:rPr>
+        <w:drawing>
+          <wp:inline distT="0" distB="0" distL="0" distR="0" wp14:anchorId="58C96C03" wp14:editId="2F700B73">
+            <wp:extent cx="5731510" cy="2914015"/>
+            <wp:effectExtent l="0" t="0" r="2540" b="635"/>
+            <wp:docPr id="722232785" name="Picture 1" descr="The image shows a web form with input fields for an email address, a submit button, and a textarea for messages, alongside buttons for clearing status and requesting help.&#10;&#10;AI-generated content may be incorrect."/>
+            <wp:cNvGraphicFramePr>
+              <a:graphicFrameLocks xmlns:a="http://schemas.openxmlformats.org/drawingml/2006/main" noChangeAspect="1"/>
+            </wp:cNvGraphicFramePr>
+            <a:graphic xmlns:a="http://schemas.openxmlformats.org/drawingml/2006/main">
+              <a:graphicData uri="http://schemas.openxmlformats.org/drawingml/2006/picture">
+                <pic:pic xmlns:pic="http://schemas.openxmlformats.org/drawingml/2006/picture">
+                  <pic:nvPicPr>
+                    <pic:cNvPr id="722232785" name="Picture 1" descr="The image shows a web form with input fields for an email address, a submit button, and a textarea for messages, alongside buttons for clearing status and requesting help.&#10;&#10;AI-generated content may be incorrect."/>
+                    <pic:cNvPicPr/>
+                  </pic:nvPicPr>
+                  <pic:blipFill>
+                    <a:blip r:embed="rId12"/>
+                    <a:stretch>
+                      <a:fillRect/>
+                    </a:stretch>
+                  </pic:blipFill>
+                  <pic:spPr>
+                    <a:xfrm>
+                      <a:off x="0" y="0"/>
+                      <a:ext cx="5731510" cy="2914015"/>
+                    </a:xfrm>
+                    <a:prstGeom prst="rect">
+                      <a:avLst/>
+                    </a:prstGeom>
+                  </pic:spPr>
+                </pic:pic>
+              </a:graphicData>
+            </a:graphic>
+          </wp:inline>
+        </w:drawing>
+      </w:r>
+    </w:p>
+    <w:p>
+      <w:r>
+        <w:rPr>
+          <w:noProof/>
+        </w:rPr>
+        <w:drawing>
+          <wp:inline distT="0" distB="0" distL="0" distR="0" wp14:anchorId="766F0CDC" wp14:editId="7C6CF200">
+            <wp:extent cx="5731510" cy="4588510"/>
+            <wp:effectExtent l="0" t="0" r="2540" b="2540"/>
+            <wp:docPr id="331629773" name="Picture 1" descr="The provided text appears to be a snippet of JavaScript code, which includes a function to validate an email address and a form event handler. The code includes an email validation function that uses a regular expression to check if the input matches the pattern of a typical email address. It also includes a function to display messages to the user based on whether the email is valid or not.&#10;&#10;AI-generated content may be incorrect."/>
+            <wp:cNvGraphicFramePr>
+              <a:graphicFrameLocks xmlns:a="http://schemas.openxmlformats.org/drawingml/2006/main" noChangeAspect="1"/>
+            </wp:cNvGraphicFramePr>
+            <a:graphic xmlns:a="http://schemas.openxmlformats.org/drawingml/2006/main">
+              <a:graphicData uri="http://schemas.openxmlformats.org/drawingml/2006/picture">
+                <pic:pic xmlns:pic="http://schemas.openxmlformats.org/drawingml/2006/picture">
+                  <pic:nvPicPr>
+                    <pic:cNvPr id="331629773" name="Picture 1" descr="The provided text appears to be a snippet of JavaScript code, which includes a function to validate an email address and a form event handler. The code includes an email validation function that uses a regular expression to check if the input matches the pattern of a typical email address. It also includes a function to display messages to the user based on whether the email is valid or not.&#10;&#10;AI-generated content may be incorrect."/>
+                    <pic:cNvPicPr/>
+                  </pic:nvPicPr>
+                  <pic:blipFill>
+                    <a:blip r:embed="rId13"/>
+                    <a:stretch>
+                      <a:fillRect/>
+                    </a:stretch>
+                  </pic:blipFill>
+                  <pic:spPr>
+                    <a:xfrm>
+                      <a:off x="0" y="0"/>
+                      <a:ext cx="5731510" cy="4588510"/>
+                    </a:xfrm>
+                    <a:prstGeom prst="rect">
+                      <a:avLst/>
+                    </a:prstGeom>
+                  </pic:spPr>
+                </pic:pic>
+              </a:graphicData>
+            </a:graphic>
+          </wp:inline>
+        </w:drawing>
+      </w:r>
+    </w:p>
+    <w:p>
+      <w:r>
+        <w:lastRenderedPageBreak/>
+        <w:t>Before:</w:t>
+      </w:r>
+    </w:p>
+    <w:p>
+      <w:r>
+        <w:rPr>
+          <w:noProof/>
+        </w:rPr>
+        <w:drawing>
+          <wp:inline distT="0" distB="0" distL="0" distR="0" wp14:anchorId="7BC07C77" wp14:editId="3AD30DD3">
+            <wp:extent cx="5731510" cy="1743075"/>
+            <wp:effectExtent l="0" t="0" r="2540" b="9525"/>
+            <wp:docPr id="206083962" name="Picture 1" descr="The image displays a webpage interface with a form for submitting helpdesk issues, including fields for the user's name, department, email, and a message, along with a print problem report.&#10;&#10;AI-generated content may be incorrect."/>
+            <wp:cNvGraphicFramePr>
+              <a:graphicFrameLocks xmlns:a="http://schemas.openxmlformats.org/drawingml/2006/main" noChangeAspect="1"/>
+            </wp:cNvGraphicFramePr>
+            <a:graphic xmlns:a="http://schemas.openxmlformats.org/drawingml/2006/main">
+              <a:graphicData uri="http://schemas.openxmlformats.org/drawingml/2006/picture">
+                <pic:pic xmlns:pic="http://schemas.openxmlformats.org/drawingml/2006/picture">
+                  <pic:nvPicPr>
+                    <pic:cNvPr id="206083962" name="Picture 1" descr="The image displays a webpage interface with a form for submitting helpdesk issues, including fields for the user's name, department, email, and a message, along with a print problem report.&#10;&#10;AI-generated content may be incorrect."/>
+                    <pic:cNvPicPr/>
+                  </pic:nvPicPr>
+                  <pic:blipFill>
+                    <a:blip r:embed="rId14"/>
+                    <a:stretch>
+                      <a:fillRect/>
+                    </a:stretch>
+                  </pic:blipFill>
+                  <pic:spPr>
+                    <a:xfrm>
+                      <a:off x="0" y="0"/>
+                      <a:ext cx="5731510" cy="1743075"/>
+                    </a:xfrm>
+                    <a:prstGeom prst="rect">
+                      <a:avLst/>
+                    </a:prstGeom>
+                  </pic:spPr>
+                </pic:pic>
+              </a:graphicData>
+            </a:graphic>
+          </wp:inline>
+        </w:drawing>
+      </w:r>
+    </w:p>
+    <w:p>
+      <w:r>
+        <w:t>After:</w:t>
+      </w:r>
+    </w:p>
+    <w:p>
+      <w:r>
+        <w:rPr>
+          <w:noProof/>
+        </w:rPr>
+        <w:drawing>
+          <wp:inline distT="0" distB="0" distL="0" distR="0" wp14:anchorId="42C01D1A" wp14:editId="100AACFB">
+            <wp:extent cx="5731510" cy="1678940"/>
+            <wp:effectExtent l="0" t="0" r="2540" b="0"/>
+            <wp:docPr id="41752763" name="Picture 1" descr="The image displays a web interface with a form, including fields for submitting an email address and a message, and error messages regarding unrecognized keys.&#10;&#10;AI-generated content may be incorrect."/>
+            <wp:cNvGraphicFramePr>
+              <a:graphicFrameLocks xmlns:a="http://schemas.openxmlformats.org/drawingml/2006/main" noChangeAspect="1"/>
+            </wp:cNvGraphicFramePr>
+            <a:graphic xmlns:a="http://schemas.openxmlformats.org/drawingml/2006/main">
+              <a:graphicData uri="http://schemas.openxmlformats.org/drawingml/2006/picture">
+                <pic:pic xmlns:pic="http://schemas.openxmlformats.org/drawingml/2006/picture">
+                  <pic:nvPicPr>
+                    <pic:cNvPr id="41752763" name="Picture 1" descr="The image displays a web interface with a form, including fields for submitting an email address and a message, and error messages regarding unrecognized keys.&#10;&#10;AI-generated content may be incorrect."/>
+                    <pic:cNvPicPr/>
+                  </pic:nvPicPr>
+                  <pic:blipFill>
+                    <a:blip r:embed="rId15"/>
+                    <a:stretch>
+                      <a:fillRect/>
+                    </a:stretch>
+                  </pic:blipFill>
+                  <pic:spPr>
+                    <a:xfrm>
+                      <a:off x="0" y="0"/>
+                      <a:ext cx="5731510" cy="1678940"/>
                     </a:xfrm>
                     <a:prstGeom prst="rect">
                       <a:avLst/>
